--- a/templates/spare-key-domain-policy.docx
+++ b/templates/spare-key-domain-policy.docx
@@ -691,7 +691,7 @@
                 <w:rFonts w:ascii="Arial" w:cs="Arial" w:eastAsia="Arial" w:hAnsi="Arial"/>
                 <w:color w:val="171717"/>
               </w:rPr>
-              <w:t xml:space="preserve">Clause 6. When an address lapses, anyone can buy it with the links and search listings it built up, and use the old name to sell things. Checking first, and keeping it if in doubt, costs about £10 a year.</w:t>
+              <w:t xml:space="preserve">Clause 6. When an address lapses, anyone can buy it with the links and search listings it built up, and use the old name to sell things. Checking first, and keeping it if in doubt, costs far less than losing it.</w:t>
             </w:r>
           </w:p>
         </w:tc>
